--- a/Library Management System.docx
+++ b/Library Management System.docx
@@ -183,26 +183,6 @@
           <w:sz w:val="24"/>
           <w:szCs w:val="24"/>
         </w:rPr>
-        <w:t>Add Book Details</w:t>
-      </w:r>
-    </w:p>
-    <w:p>
-      <w:pPr>
-        <w:pStyle w:val="ListParagraph"/>
-        <w:numPr>
-          <w:ilvl w:val="0"/>
-          <w:numId w:val="1"/>
-        </w:numPr>
-        <w:rPr>
-          <w:sz w:val="24"/>
-          <w:szCs w:val="24"/>
-        </w:rPr>
-      </w:pPr>
-      <w:r>
-        <w:rPr>
-          <w:sz w:val="24"/>
-          <w:szCs w:val="24"/>
-        </w:rPr>
         <w:t>Update Book Details</w:t>
       </w:r>
     </w:p>
@@ -225,7 +205,14 @@
           <w:sz w:val="32"/>
           <w:szCs w:val="32"/>
         </w:rPr>
-        <w:t>Operations on Members</w:t>
+        <w:t xml:space="preserve">Operations on </w:t>
+      </w:r>
+      <w:r>
+        <w:rPr>
+          <w:sz w:val="32"/>
+          <w:szCs w:val="32"/>
+        </w:rPr>
+        <w:t>Users</w:t>
       </w:r>
     </w:p>
     <w:p>
@@ -245,7 +232,14 @@
           <w:sz w:val="24"/>
           <w:szCs w:val="24"/>
         </w:rPr>
-        <w:t>Member Registration</w:t>
+        <w:t>User</w:t>
+      </w:r>
+      <w:r>
+        <w:rPr>
+          <w:sz w:val="24"/>
+          <w:szCs w:val="24"/>
+        </w:rPr>
+        <w:t xml:space="preserve"> Registration</w:t>
       </w:r>
     </w:p>
     <w:p>
@@ -265,7 +259,28 @@
           <w:sz w:val="24"/>
           <w:szCs w:val="24"/>
         </w:rPr>
-        <w:t>Update Member Details</w:t>
+        <w:t>Display</w:t>
+      </w:r>
+      <w:r>
+        <w:rPr>
+          <w:sz w:val="24"/>
+          <w:szCs w:val="24"/>
+        </w:rPr>
+        <w:t xml:space="preserve"> </w:t>
+      </w:r>
+      <w:r>
+        <w:rPr>
+          <w:sz w:val="24"/>
+          <w:szCs w:val="24"/>
+        </w:rPr>
+        <w:t>User</w:t>
+      </w:r>
+      <w:r>
+        <w:rPr>
+          <w:sz w:val="24"/>
+          <w:szCs w:val="24"/>
+        </w:rPr>
+        <w:t xml:space="preserve"> Details</w:t>
       </w:r>
     </w:p>
     <w:p>
@@ -285,7 +300,28 @@
           <w:sz w:val="24"/>
           <w:szCs w:val="24"/>
         </w:rPr>
-        <w:t>Display Member Details</w:t>
+        <w:t>Update</w:t>
+      </w:r>
+      <w:r>
+        <w:rPr>
+          <w:sz w:val="24"/>
+          <w:szCs w:val="24"/>
+        </w:rPr>
+        <w:t xml:space="preserve"> </w:t>
+      </w:r>
+      <w:r>
+        <w:rPr>
+          <w:sz w:val="24"/>
+          <w:szCs w:val="24"/>
+        </w:rPr>
+        <w:t>User</w:t>
+      </w:r>
+      <w:r>
+        <w:rPr>
+          <w:sz w:val="24"/>
+          <w:szCs w:val="24"/>
+        </w:rPr>
+        <w:t xml:space="preserve"> Details</w:t>
       </w:r>
     </w:p>
     <w:p>
@@ -305,7 +341,14 @@
           <w:sz w:val="24"/>
           <w:szCs w:val="24"/>
         </w:rPr>
-        <w:t>Remove Member</w:t>
+        <w:t xml:space="preserve">Remove </w:t>
+      </w:r>
+      <w:r>
+        <w:rPr>
+          <w:sz w:val="24"/>
+          <w:szCs w:val="24"/>
+        </w:rPr>
+        <w:t>User</w:t>
       </w:r>
     </w:p>
     <w:p>
@@ -366,7 +409,14 @@
           <w:sz w:val="24"/>
           <w:szCs w:val="24"/>
         </w:rPr>
-        <w:t>Checking whether available</w:t>
+        <w:t xml:space="preserve">Checking </w:t>
+      </w:r>
+      <w:r>
+        <w:rPr>
+          <w:sz w:val="24"/>
+          <w:szCs w:val="24"/>
+        </w:rPr>
+        <w:t>Book Availability</w:t>
       </w:r>
     </w:p>
     <w:p>
@@ -477,7 +527,41 @@
           <w:sz w:val="24"/>
           <w:szCs w:val="24"/>
         </w:rPr>
-        <w:t>Update Availability</w:t>
+        <w:t>Increase</w:t>
+      </w:r>
+      <w:r>
+        <w:rPr>
+          <w:sz w:val="24"/>
+          <w:szCs w:val="24"/>
+        </w:rPr>
+        <w:t xml:space="preserve"> Availab</w:t>
+      </w:r>
+      <w:r>
+        <w:rPr>
+          <w:sz w:val="24"/>
+          <w:szCs w:val="24"/>
+        </w:rPr>
+        <w:t>le Copies</w:t>
+      </w:r>
+    </w:p>
+    <w:p>
+      <w:pPr>
+        <w:pStyle w:val="ListParagraph"/>
+        <w:numPr>
+          <w:ilvl w:val="0"/>
+          <w:numId w:val="6"/>
+        </w:numPr>
+        <w:rPr>
+          <w:sz w:val="24"/>
+          <w:szCs w:val="24"/>
+        </w:rPr>
+      </w:pPr>
+      <w:r>
+        <w:rPr>
+          <w:sz w:val="24"/>
+          <w:szCs w:val="24"/>
+        </w:rPr>
+        <w:t>Notify Waiting Members</w:t>
       </w:r>
     </w:p>
     <w:p/>
@@ -1339,14 +1423,6 @@
         </w:rPr>
         <w:t>Observer – Notification for members who requested an unavailable book is now available</w:t>
       </w:r>
-    </w:p>
-    <w:p>
-      <w:pPr>
-        <w:rPr>
-          <w:sz w:val="24"/>
-          <w:szCs w:val="24"/>
-        </w:rPr>
-      </w:pPr>
     </w:p>
     <w:p>
       <w:pPr>
